--- a/vorlage_schreiben-1-schnur.docx
+++ b/vorlage_schreiben-1-schnur.docx
@@ -414,6 +414,14 @@
           <w:szCs w:val="22"/>
         </w:rPr>
         <w:t xml:space="preserve"> </w:t>
+      </w:r>
+      <w:r>
+        <w:rPr>
+          <w:rFonts w:ascii="Courier New" w:hAnsi="Courier New" w:cs="Courier New"/>
+          <w:sz w:val="22"/>
+          <w:szCs w:val="22"/>
+        </w:rPr>
+        <w:t xml:space="preserve">{{MANDANT_ANREDE}} </w:t>
       </w:r>
       <w:r>
         <w:rPr>
